--- a/doc/MAC_SETUP_GUIDE.docx
+++ b/doc/MAC_SETUP_GUIDE.docx
@@ -18,9 +18,11 @@
     </w:p>
     <w:p/>
     <w:p>
-      <w:r>
-        <w:t>────────────────────────────────────────────────────────────</w:t>
-      </w:r>
+      <w:pPr>
+        <w:pBdr>
+          <w:bottom w:val="single" w:sz="6" w:space="1" w:color="CCCCCC"/>
+        </w:pBdr>
+      </w:pPr>
     </w:p>
     <w:p/>
     <w:p>
@@ -34,7 +36,27 @@
     <w:p/>
     <w:p>
       <w:r>
-        <w:t>Open Terminal (press Cmd + Space, type "Terminal", press Enter).</w:t>
+        <w:t xml:space="preserve">Open </w:t>
+      </w:r>
+      <w:r>
+        <w:rPr>
+          <w:b/>
+        </w:rPr>
+        <w:t>Terminal</w:t>
+      </w:r>
+      <w:r>
+        <w:t xml:space="preserve"> (press </w:t>
+      </w:r>
+      <w:r>
+        <w:rPr>
+          <w:rFonts w:ascii="Courier New" w:hAnsi="Courier New"/>
+          <w:color w:val="C7254E"/>
+          <w:sz w:val="18"/>
+        </w:rPr>
+        <w:t>Cmd + Space</w:t>
+      </w:r>
+      <w:r>
+        <w:t>, type "Terminal", press Enter).</w:t>
       </w:r>
     </w:p>
     <w:p/>
@@ -49,12 +71,13 @@
     <w:p/>
     <w:p>
       <w:pPr>
-        <w:ind w:left="432"/>
+        <w:ind w:left="360"/>
+        <w:shd w:fill="F0F0F0" w:val="clear"/>
       </w:pPr>
       <w:r>
         <w:rPr>
           <w:rFonts w:ascii="Courier New" w:hAnsi="Courier New"/>
-          <w:color w:val="1A1A1A"/>
+          <w:color w:val="222222"/>
           <w:sz w:val="18"/>
         </w:rPr>
         <w:t>/bin/bash -c "$(curl -fsSL https://raw.githubusercontent.com/Homebrew/install/HEAD/install.sh)"</w:t>
@@ -63,7 +86,18 @@
     <w:p/>
     <w:p>
       <w:r>
-        <w:t>After installation, run the two export commands Homebrew shows you (they add brew to your PATH).</w:t>
+        <w:t xml:space="preserve">After installation, run the two </w:t>
+      </w:r>
+      <w:r>
+        <w:rPr>
+          <w:rFonts w:ascii="Courier New" w:hAnsi="Courier New"/>
+          <w:color w:val="C7254E"/>
+          <w:sz w:val="18"/>
+        </w:rPr>
+        <w:t>export</w:t>
+      </w:r>
+      <w:r>
+        <w:t xml:space="preserve"> commands Homebrew shows you (they add brew to your PATH).</w:t>
       </w:r>
     </w:p>
     <w:p/>
@@ -78,12 +112,13 @@
     <w:p/>
     <w:p>
       <w:pPr>
-        <w:ind w:left="432"/>
+        <w:ind w:left="360"/>
+        <w:shd w:fill="F0F0F0" w:val="clear"/>
       </w:pPr>
       <w:r>
         <w:rPr>
           <w:rFonts w:ascii="Courier New" w:hAnsi="Courier New"/>
-          <w:color w:val="1A1A1A"/>
+          <w:color w:val="222222"/>
           <w:sz w:val="18"/>
         </w:rPr>
         <w:t>brew install python@3.11</w:t>
@@ -97,12 +132,13 @@
     </w:p>
     <w:p>
       <w:pPr>
-        <w:ind w:left="432"/>
+        <w:ind w:left="360"/>
+        <w:shd w:fill="F0F0F0" w:val="clear"/>
       </w:pPr>
       <w:r>
         <w:rPr>
           <w:rFonts w:ascii="Courier New" w:hAnsi="Courier New"/>
-          <w:color w:val="1A1A1A"/>
+          <w:color w:val="222222"/>
           <w:sz w:val="18"/>
         </w:rPr>
         <w:t>python3.11 --version</w:t>
@@ -122,12 +158,13 @@
     <w:p/>
     <w:p>
       <w:pPr>
-        <w:ind w:left="432"/>
+        <w:ind w:left="360"/>
+        <w:shd w:fill="F0F0F0" w:val="clear"/>
       </w:pPr>
       <w:r>
         <w:rPr>
           <w:rFonts w:ascii="Courier New" w:hAnsi="Courier New"/>
-          <w:color w:val="1A1A1A"/>
+          <w:color w:val="222222"/>
           <w:sz w:val="18"/>
         </w:rPr>
         <w:t>brew install node@20</w:t>
@@ -143,12 +180,13 @@
     </w:p>
     <w:p>
       <w:pPr>
-        <w:ind w:left="432"/>
+        <w:ind w:left="360"/>
+        <w:shd w:fill="F0F0F0" w:val="clear"/>
       </w:pPr>
       <w:r>
         <w:rPr>
           <w:rFonts w:ascii="Courier New" w:hAnsi="Courier New"/>
-          <w:color w:val="1A1A1A"/>
+          <w:color w:val="222222"/>
           <w:sz w:val="18"/>
         </w:rPr>
         <w:t>node --version   # Should print: v20.x.x</w:t>
@@ -168,12 +206,13 @@
     <w:p/>
     <w:p>
       <w:pPr>
-        <w:ind w:left="432"/>
+        <w:ind w:left="360"/>
+        <w:shd w:fill="F0F0F0" w:val="clear"/>
       </w:pPr>
       <w:r>
         <w:rPr>
           <w:rFonts w:ascii="Courier New" w:hAnsi="Courier New"/>
-          <w:color w:val="1A1A1A"/>
+          <w:color w:val="222222"/>
           <w:sz w:val="18"/>
         </w:rPr>
         <w:t>brew install postgresql@15</w:t>
@@ -189,12 +228,13 @@
     </w:p>
     <w:p>
       <w:pPr>
-        <w:ind w:left="432"/>
+        <w:ind w:left="360"/>
+        <w:shd w:fill="F0F0F0" w:val="clear"/>
       </w:pPr>
       <w:r>
         <w:rPr>
           <w:rFonts w:ascii="Courier New" w:hAnsi="Courier New"/>
-          <w:color w:val="1A1A1A"/>
+          <w:color w:val="222222"/>
           <w:sz w:val="18"/>
         </w:rPr>
         <w:t>brew services list | grep postgresql</w:t>
@@ -204,9 +244,11 @@
     </w:p>
     <w:p/>
     <w:p>
-      <w:r>
-        <w:t>────────────────────────────────────────────────────────────</w:t>
-      </w:r>
+      <w:pPr>
+        <w:pBdr>
+          <w:bottom w:val="single" w:sz="6" w:space="1" w:color="CCCCCC"/>
+        </w:pBdr>
+      </w:pPr>
     </w:p>
     <w:p/>
     <w:p>
@@ -220,12 +262,13 @@
     <w:p/>
     <w:p>
       <w:pPr>
-        <w:ind w:left="432"/>
+        <w:ind w:left="360"/>
+        <w:shd w:fill="F0F0F0" w:val="clear"/>
       </w:pPr>
       <w:r>
         <w:rPr>
           <w:rFonts w:ascii="Courier New" w:hAnsi="Courier New"/>
-          <w:color w:val="1A1A1A"/>
+          <w:color w:val="222222"/>
           <w:sz w:val="18"/>
         </w:rPr>
         <w:t>/opt/homebrew/opt/postgresql@15/bin/createdb iis</w:t>
@@ -233,8 +276,16 @@
     </w:p>
     <w:p/>
     <w:p>
+      <w:pPr>
+        <w:ind w:left="480" w:right="240"/>
+        <w:shd w:fill="FFF8E1" w:val="clear"/>
+      </w:pPr>
       <w:r>
-        <w:t>&gt; If you get "command not found", try: createdb iis</w:t>
+        <w:rPr>
+          <w:color w:val="554400"/>
+          <w:sz w:val="20"/>
+        </w:rPr>
+        <w:t>If you get "command not found", try: `createdb iis`</w:t>
       </w:r>
     </w:p>
     <w:p/>
@@ -245,12 +296,13 @@
     </w:p>
     <w:p>
       <w:pPr>
-        <w:ind w:left="432"/>
+        <w:ind w:left="360"/>
+        <w:shd w:fill="F0F0F0" w:val="clear"/>
       </w:pPr>
       <w:r>
         <w:rPr>
           <w:rFonts w:ascii="Courier New" w:hAnsi="Courier New"/>
-          <w:color w:val="1A1A1A"/>
+          <w:color w:val="222222"/>
           <w:sz w:val="18"/>
         </w:rPr>
         <w:t>psql iis -c "ALTER USER $(whoami) WITH PASSWORD 'yourpassword';"</w:t>
@@ -258,9 +310,11 @@
     </w:p>
     <w:p/>
     <w:p>
-      <w:r>
-        <w:t>────────────────────────────────────────────────────────────</w:t>
-      </w:r>
+      <w:pPr>
+        <w:pBdr>
+          <w:bottom w:val="single" w:sz="6" w:space="1" w:color="CCCCCC"/>
+        </w:pBdr>
+      </w:pPr>
     </w:p>
     <w:p/>
     <w:p>
@@ -280,12 +334,13 @@
     <w:p/>
     <w:p>
       <w:pPr>
-        <w:ind w:left="432"/>
+        <w:ind w:left="360"/>
+        <w:shd w:fill="F0F0F0" w:val="clear"/>
       </w:pPr>
       <w:r>
         <w:rPr>
           <w:rFonts w:ascii="Courier New" w:hAnsi="Courier New"/>
-          <w:color w:val="1A1A1A"/>
+          <w:color w:val="222222"/>
           <w:sz w:val="18"/>
         </w:rPr>
         <w:t>cd ~/Downloads/Personal/"Inventory V2"/api</w:t>
@@ -303,12 +358,13 @@
     <w:p/>
     <w:p>
       <w:pPr>
-        <w:ind w:left="432"/>
+        <w:ind w:left="360"/>
+        <w:shd w:fill="F0F0F0" w:val="clear"/>
       </w:pPr>
       <w:r>
         <w:rPr>
           <w:rFonts w:ascii="Courier New" w:hAnsi="Courier New"/>
-          <w:color w:val="1A1A1A"/>
+          <w:color w:val="222222"/>
           <w:sz w:val="18"/>
         </w:rPr>
         <w:t>python3.11 -m venv venv</w:t>
@@ -319,8 +375,66 @@
     <w:p/>
     <w:p>
       <w:r>
-        <w:t>Your terminal prompt should now show (venv) at the start.</w:t>
+        <w:t xml:space="preserve">Your terminal prompt should now show </w:t>
       </w:r>
+      <w:r>
+        <w:rPr>
+          <w:rFonts w:ascii="Courier New" w:hAnsi="Courier New"/>
+          <w:color w:val="C7254E"/>
+          <w:sz w:val="18"/>
+        </w:rPr>
+        <w:t>(venv)</w:t>
+      </w:r>
+      <w:r>
+        <w:t xml:space="preserve"> at the start.</w:t>
+      </w:r>
+    </w:p>
+    <w:p/>
+    <w:p>
+      <w:pPr>
+        <w:pBdr>
+          <w:bottom w:val="single" w:sz="6" w:space="1" w:color="CCCCCC"/>
+        </w:pBdr>
+      </w:pPr>
+    </w:p>
+    <w:p/>
+    <w:p>
+      <w:pPr>
+        <w:ind w:left="480" w:right="240"/>
+        <w:shd w:fill="FFF8E1" w:val="clear"/>
+      </w:pPr>
+      <w:r>
+        <w:rPr>
+          <w:color w:val="554400"/>
+          <w:sz w:val="20"/>
+        </w:rPr>
+        <w:t>### ⚠️ IMPORTANT — Virtual Environment Activation Required Every Time</w:t>
+        <w:br/>
+        <w:br/>
+        <w:t>**You must run `source venv/bin/activate` every time you open a new terminal window before starting the API.**</w:t>
+        <w:br/>
+        <w:br/>
+        <w:t>- If you see `(venv)` at the start of your prompt → you are activated. Good.</w:t>
+        <w:br/>
+        <w:t>- If you do NOT see `(venv)` → the API will fail to start. Run the activate command first.</w:t>
+        <w:br/>
+        <w:br/>
+        <w:t>**The command to activate (run this every time):**</w:t>
+        <w:br/>
+        <w:t>```bash</w:t>
+        <w:br/>
+        <w:t>source venv/bin/activate</w:t>
+        <w:br/>
+        <w:t>```</w:t>
+      </w:r>
+    </w:p>
+    <w:p/>
+    <w:p>
+      <w:pPr>
+        <w:pBdr>
+          <w:bottom w:val="single" w:sz="6" w:space="1" w:color="CCCCCC"/>
+        </w:pBdr>
+      </w:pPr>
     </w:p>
     <w:p/>
     <w:p>
@@ -334,12 +448,13 @@
     <w:p/>
     <w:p>
       <w:pPr>
-        <w:ind w:left="432"/>
+        <w:ind w:left="360"/>
+        <w:shd w:fill="F0F0F0" w:val="clear"/>
       </w:pPr>
       <w:r>
         <w:rPr>
           <w:rFonts w:ascii="Courier New" w:hAnsi="Courier New"/>
-          <w:color w:val="1A1A1A"/>
+          <w:color w:val="222222"/>
           <w:sz w:val="18"/>
         </w:rPr>
         <w:t>pip install --upgrade pip</w:t>
@@ -359,12 +474,13 @@
     <w:p/>
     <w:p>
       <w:pPr>
-        <w:ind w:left="432"/>
+        <w:ind w:left="360"/>
+        <w:shd w:fill="F0F0F0" w:val="clear"/>
       </w:pPr>
       <w:r>
         <w:rPr>
           <w:rFonts w:ascii="Courier New" w:hAnsi="Courier New"/>
-          <w:color w:val="1A1A1A"/>
+          <w:color w:val="222222"/>
           <w:sz w:val="18"/>
         </w:rPr>
         <w:t>cp .env.example .env</w:t>
@@ -380,12 +496,13 @@
     </w:p>
     <w:p>
       <w:pPr>
-        <w:ind w:left="432"/>
+        <w:ind w:left="360"/>
+        <w:shd w:fill="F0F0F0" w:val="clear"/>
       </w:pPr>
       <w:r>
         <w:rPr>
           <w:rFonts w:ascii="Courier New" w:hAnsi="Courier New"/>
-          <w:color w:val="1A1A1A"/>
+          <w:color w:val="222222"/>
           <w:sz w:val="18"/>
         </w:rPr>
         <w:t>DB_USER=your_mac_username    # Run: whoami  to find your username</w:t>
@@ -399,8 +516,16 @@
     </w:p>
     <w:p/>
     <w:p>
+      <w:pPr>
+        <w:ind w:left="480" w:right="240"/>
+        <w:shd w:fill="FFF8E1" w:val="clear"/>
+      </w:pPr>
       <w:r>
-        <w:t>&gt; Tip: To generate a random secret, run: python3 -c "import secrets; print(secrets.token_hex(32))"</w:t>
+        <w:rPr>
+          <w:color w:val="554400"/>
+          <w:sz w:val="20"/>
+        </w:rPr>
+        <w:t>**Tip:** To generate a random secret, run: `python3 -c "import secrets; print(secrets.token_hex(32))"`</w:t>
       </w:r>
     </w:p>
     <w:p/>
@@ -415,12 +540,13 @@
     <w:p/>
     <w:p>
       <w:pPr>
-        <w:ind w:left="432"/>
+        <w:ind w:left="360"/>
+        <w:shd w:fill="F0F0F0" w:val="clear"/>
       </w:pPr>
       <w:r>
         <w:rPr>
           <w:rFonts w:ascii="Courier New" w:hAnsi="Courier New"/>
-          <w:color w:val="1A1A1A"/>
+          <w:color w:val="222222"/>
           <w:sz w:val="18"/>
         </w:rPr>
         <w:t>python db/migrate.py</w:t>
@@ -434,12 +560,13 @@
     </w:p>
     <w:p>
       <w:pPr>
-        <w:ind w:left="432"/>
+        <w:ind w:left="360"/>
+        <w:shd w:fill="F0F0F0" w:val="clear"/>
       </w:pPr>
       <w:r>
         <w:rPr>
           <w:rFonts w:ascii="Courier New" w:hAnsi="Courier New"/>
-          <w:color w:val="1A1A1A"/>
+          <w:color w:val="222222"/>
           <w:sz w:val="18"/>
         </w:rPr>
         <w:t>[migrate] Connecting to PostgreSQL database "iis"...</w:t>
@@ -461,12 +588,13 @@
     <w:p/>
     <w:p>
       <w:pPr>
-        <w:ind w:left="432"/>
+        <w:ind w:left="360"/>
+        <w:shd w:fill="F0F0F0" w:val="clear"/>
       </w:pPr>
       <w:r>
         <w:rPr>
           <w:rFonts w:ascii="Courier New" w:hAnsi="Courier New"/>
-          <w:color w:val="1A1A1A"/>
+          <w:color w:val="222222"/>
           <w:sz w:val="18"/>
         </w:rPr>
         <w:t>uvicorn main:app --host 0.0.0.0 --port 4000 --reload</w:t>
@@ -479,15 +607,24 @@
       </w:r>
     </w:p>
     <w:p>
+      <w:r/>
       <w:r>
-        <w:t>http://localhost:4000/docs — you should see the API documentation page.</w:t>
+        <w:rPr>
+          <w:b/>
+        </w:rPr>
+        <w:t>http://localhost:4000/docs</w:t>
+      </w:r>
+      <w:r>
+        <w:t xml:space="preserve"> — you should see the API documentation page.</w:t>
       </w:r>
     </w:p>
     <w:p/>
     <w:p>
-      <w:r>
-        <w:t>────────────────────────────────────────────────────────────</w:t>
-      </w:r>
+      <w:pPr>
+        <w:pBdr>
+          <w:bottom w:val="single" w:sz="6" w:space="1" w:color="CCCCCC"/>
+        </w:pBdr>
+      </w:pPr>
     </w:p>
     <w:p/>
     <w:p>
@@ -495,24 +632,45 @@
         <w:pStyle w:val="Heading2"/>
       </w:pPr>
       <w:r>
-        <w:t>Step 4 — Tenant Portal</w:t>
+        <w:t>Step 4 — Web Portal</w:t>
       </w:r>
     </w:p>
     <w:p/>
     <w:p>
       <w:r>
-        <w:t>Open a new Terminal tab (Cmd + T):</w:t>
+        <w:t xml:space="preserve">Open a </w:t>
+      </w:r>
+      <w:r>
+        <w:rPr>
+          <w:b/>
+        </w:rPr>
+        <w:t>new Terminal tab</w:t>
+      </w:r>
+      <w:r>
+        <w:t xml:space="preserve"> (</w:t>
+      </w:r>
+      <w:r>
+        <w:rPr>
+          <w:rFonts w:ascii="Courier New" w:hAnsi="Courier New"/>
+          <w:color w:val="C7254E"/>
+          <w:sz w:val="18"/>
+        </w:rPr>
+        <w:t>Cmd + T</w:t>
+      </w:r>
+      <w:r>
+        <w:t>):</w:t>
       </w:r>
     </w:p>
     <w:p/>
     <w:p>
       <w:pPr>
-        <w:ind w:left="432"/>
+        <w:ind w:left="360"/>
+        <w:shd w:fill="F0F0F0" w:val="clear"/>
       </w:pPr>
       <w:r>
         <w:rPr>
           <w:rFonts w:ascii="Courier New" w:hAnsi="Courier New"/>
-          <w:color w:val="1A1A1A"/>
+          <w:color w:val="222222"/>
           <w:sz w:val="18"/>
         </w:rPr>
         <w:t>cd ~/Downloads/Personal/"Inventory V2"/web</w:t>
@@ -525,14 +683,23 @@
     <w:p/>
     <w:p>
       <w:r>
-        <w:t>Open: http://localhost:3000</w:t>
+        <w:t xml:space="preserve">Open: </w:t>
       </w:r>
+      <w:r>
+        <w:rPr>
+          <w:b/>
+        </w:rPr>
+        <w:t>http://localhost:3000</w:t>
+      </w:r>
+      <w:r/>
     </w:p>
     <w:p/>
     <w:p>
-      <w:r>
-        <w:t>────────────────────────────────────────────────────────────</w:t>
-      </w:r>
+      <w:pPr>
+        <w:pBdr>
+          <w:bottom w:val="single" w:sz="6" w:space="1" w:color="CCCCCC"/>
+        </w:pBdr>
+      </w:pPr>
     </w:p>
     <w:p/>
     <w:p>
@@ -540,80 +707,125 @@
         <w:pStyle w:val="Heading2"/>
       </w:pPr>
       <w:r>
-        <w:t>Step 5 — Admin Portal</w:t>
-      </w:r>
-    </w:p>
-    <w:p/>
-    <w:p>
-      <w:r>
-        <w:t>Open another new Terminal tab (Cmd + T):</w:t>
+        <w:t>Step 5 — First Login</w:t>
       </w:r>
     </w:p>
     <w:p/>
     <w:p>
       <w:pPr>
-        <w:ind w:left="432"/>
+        <w:pStyle w:val="ListNumber"/>
       </w:pPr>
+      <w:r>
+        <w:t xml:space="preserve">Go to </w:t>
+      </w:r>
+      <w:r>
+        <w:rPr>
+          <w:b/>
+        </w:rPr>
+        <w:t>http://localhost:3000/login</w:t>
+      </w:r>
+      <w:r/>
+    </w:p>
+    <w:p>
+      <w:pPr>
+        <w:pStyle w:val="ListNumber"/>
+      </w:pPr>
+      <w:r>
+        <w:t xml:space="preserve">Log in with: </w:t>
+      </w:r>
       <w:r>
         <w:rPr>
           <w:rFonts w:ascii="Courier New" w:hAnsi="Courier New"/>
-          <w:color w:val="1A1A1A"/>
+          <w:color w:val="C7254E"/>
           <w:sz w:val="18"/>
         </w:rPr>
-        <w:t>cd ~/Downloads/Personal/"Inventory V2"/admin</w:t>
-        <w:br/>
-        <w:t>npm install</w:t>
-        <w:br/>
-        <w:t>npm run dev</w:t>
+        <w:t>admin@iis.in</w:t>
+      </w:r>
+      <w:r>
+        <w:t xml:space="preserve"> / </w:t>
+      </w:r>
+      <w:r>
+        <w:rPr>
+          <w:rFonts w:ascii="Courier New" w:hAnsi="Courier New"/>
+          <w:color w:val="C7254E"/>
+          <w:sz w:val="18"/>
+        </w:rPr>
+        <w:t>Admin@123</w:t>
+      </w:r>
+      <w:r/>
+    </w:p>
+    <w:p>
+      <w:pPr>
+        <w:pStyle w:val="ListNumber"/>
+      </w:pPr>
+      <w:r>
+        <w:t xml:space="preserve">You will be redirected to the super admin dashboard at </w:t>
+      </w:r>
+      <w:r>
+        <w:rPr>
+          <w:rFonts w:ascii="Courier New" w:hAnsi="Courier New"/>
+          <w:color w:val="C7254E"/>
+          <w:sz w:val="18"/>
+        </w:rPr>
+        <w:t>/admin/dashboard</w:t>
+      </w:r>
+      <w:r/>
+    </w:p>
+    <w:p>
+      <w:pPr>
+        <w:pStyle w:val="ListNumber"/>
+      </w:pPr>
+      <w:r>
+        <w:t xml:space="preserve">Go to </w:t>
+      </w:r>
+      <w:r>
+        <w:rPr>
+          <w:b/>
+        </w:rPr>
+        <w:t>Tenants → New Tenant</w:t>
+      </w:r>
+      <w:r>
+        <w:t xml:space="preserve"> to create your first tenant</w:t>
       </w:r>
     </w:p>
-    <w:p/>
     <w:p>
+      <w:pPr>
+        <w:pStyle w:val="ListNumber"/>
+      </w:pPr>
       <w:r>
-        <w:t>Open: http://localhost:3001</w:t>
+        <w:t xml:space="preserve">The tenant admin can also log in at </w:t>
       </w:r>
-    </w:p>
-    <w:p/>
-    <w:p>
       <w:r>
-        <w:t>────────────────────────────────────────────────────────────</w:t>
+        <w:rPr>
+          <w:b/>
+        </w:rPr>
+        <w:t>http://localhost:3000/login</w:t>
+      </w:r>
+      <w:r>
+        <w:t xml:space="preserve"> and will be redirected to the tenant portal</w:t>
       </w:r>
     </w:p>
     <w:p/>
     <w:p>
       <w:pPr>
-        <w:pStyle w:val="Heading2"/>
+        <w:ind w:left="480" w:right="240"/>
+        <w:shd w:fill="FFF8E1" w:val="clear"/>
       </w:pPr>
       <w:r>
-        <w:t>Step 6 — First Login</w:t>
+        <w:rPr>
+          <w:color w:val="554400"/>
+          <w:sz w:val="20"/>
+        </w:rPr>
+        <w:t>There is only one login page and one web application — both super admins and tenant users log in at the same URL.</w:t>
       </w:r>
     </w:p>
     <w:p/>
     <w:p>
-      <w:r>
-        <w:t>1. Go to http://localhost:3001 (Admin Portal)</w:t>
-      </w:r>
-    </w:p>
-    <w:p>
-      <w:r>
-        <w:t>2. Log in with: admin@iis.in / Admin@123</w:t>
-      </w:r>
-    </w:p>
-    <w:p>
-      <w:r>
-        <w:t>3. Go to Tenants → New Tenant to create your first tenant</w:t>
-      </w:r>
-    </w:p>
-    <w:p>
-      <w:r>
-        <w:t>4. The tenant admin can log in at http://localhost:3000</w:t>
-      </w:r>
-    </w:p>
-    <w:p/>
-    <w:p>
-      <w:r>
-        <w:t>────────────────────────────────────────────────────────────</w:t>
-      </w:r>
+      <w:pPr>
+        <w:pBdr>
+          <w:bottom w:val="single" w:sz="6" w:space="1" w:color="CCCCCC"/>
+        </w:pBdr>
+      </w:pPr>
     </w:p>
     <w:p/>
     <w:p>
@@ -627,7 +839,18 @@
     <w:p/>
     <w:p>
       <w:r>
-        <w:t>In each terminal, press Ctrl + C to stop the server.</w:t>
+        <w:t xml:space="preserve">In each terminal, press </w:t>
+      </w:r>
+      <w:r>
+        <w:rPr>
+          <w:rFonts w:ascii="Courier New" w:hAnsi="Courier New"/>
+          <w:color w:val="C7254E"/>
+          <w:sz w:val="18"/>
+        </w:rPr>
+        <w:t>Ctrl + C</w:t>
+      </w:r>
+      <w:r>
+        <w:t xml:space="preserve"> to stop the server.</w:t>
       </w:r>
     </w:p>
     <w:p/>
@@ -638,12 +861,13 @@
     </w:p>
     <w:p>
       <w:pPr>
-        <w:ind w:left="432"/>
+        <w:ind w:left="360"/>
+        <w:shd w:fill="F0F0F0" w:val="clear"/>
       </w:pPr>
       <w:r>
         <w:rPr>
           <w:rFonts w:ascii="Courier New" w:hAnsi="Courier New"/>
-          <w:color w:val="1A1A1A"/>
+          <w:color w:val="222222"/>
           <w:sz w:val="18"/>
         </w:rPr>
         <w:t>brew services stop postgresql@15</w:t>
@@ -651,9 +875,11 @@
     </w:p>
     <w:p/>
     <w:p>
-      <w:r>
-        <w:t>────────────────────────────────────────────────────────────</w:t>
-      </w:r>
+      <w:pPr>
+        <w:pBdr>
+          <w:bottom w:val="single" w:sz="6" w:space="1" w:color="CCCCCC"/>
+        </w:pBdr>
+      </w:pPr>
     </w:p>
     <w:p/>
     <w:p>
@@ -667,12 +893,13 @@
     <w:p/>
     <w:p>
       <w:pPr>
-        <w:ind w:left="432"/>
+        <w:ind w:left="360"/>
+        <w:shd w:fill="F0F0F0" w:val="clear"/>
       </w:pPr>
       <w:r>
         <w:rPr>
           <w:rFonts w:ascii="Courier New" w:hAnsi="Courier New"/>
-          <w:color w:val="1A1A1A"/>
+          <w:color w:val="222222"/>
           <w:sz w:val="18"/>
         </w:rPr>
         <w:t># Start PostgreSQL</w:t>
@@ -689,21 +916,31 @@
         <w:t>uvicorn main:app --host 0.0.0.0 --port 4000 --reload</w:t>
         <w:br/>
         <w:br/>
-        <w:t># Start Tenant Portal (Terminal 2)</w:t>
+        <w:t># Start Web Portal (Terminal 2)</w:t>
         <w:br/>
         <w:t>cd ~/Downloads/Personal/"Inventory V2"/web &amp;&amp; npm run dev</w:t>
-        <w:br/>
-        <w:br/>
-        <w:t># Start Admin Portal (Terminal 3)</w:t>
-        <w:br/>
-        <w:t>cd ~/Downloads/Personal/"Inventory V2"/admin &amp;&amp; npm run dev</w:t>
       </w:r>
     </w:p>
     <w:p/>
     <w:p>
       <w:r>
-        <w:t>────────────────────────────────────────────────────────────</w:t>
+        <w:t xml:space="preserve">Open: </w:t>
       </w:r>
+      <w:r>
+        <w:rPr>
+          <w:b/>
+        </w:rPr>
+        <w:t>http://localhost:3000</w:t>
+      </w:r>
+      <w:r/>
+    </w:p>
+    <w:p/>
+    <w:p>
+      <w:pPr>
+        <w:pBdr>
+          <w:bottom w:val="single" w:sz="6" w:space="1" w:color="CCCCCC"/>
+        </w:pBdr>
+      </w:pPr>
     </w:p>
     <w:p/>
     <w:p>
@@ -730,12 +967,13 @@
     </w:p>
     <w:p>
       <w:pPr>
-        <w:ind w:left="432"/>
+        <w:ind w:left="360"/>
+        <w:shd w:fill="F0F0F0" w:val="clear"/>
       </w:pPr>
       <w:r>
         <w:rPr>
           <w:rFonts w:ascii="Courier New" w:hAnsi="Courier New"/>
-          <w:color w:val="1A1A1A"/>
+          <w:color w:val="222222"/>
           <w:sz w:val="18"/>
         </w:rPr>
         <w:t>echo 'export PATH="/opt/homebrew/opt/postgresql@15/bin:$PATH"' &gt;&gt; ~/.zshrc</w:t>
@@ -759,12 +997,13 @@
     </w:p>
     <w:p>
       <w:pPr>
-        <w:ind w:left="432"/>
+        <w:ind w:left="360"/>
+        <w:shd w:fill="F0F0F0" w:val="clear"/>
       </w:pPr>
       <w:r>
         <w:rPr>
           <w:rFonts w:ascii="Courier New" w:hAnsi="Courier New"/>
-          <w:color w:val="1A1A1A"/>
+          <w:color w:val="222222"/>
           <w:sz w:val="18"/>
         </w:rPr>
         <w:t>brew services start postgresql@15</w:t>
@@ -781,7 +1020,51 @@
     </w:p>
     <w:p>
       <w:r>
-        <w:t>In .env, set DB_USER to your Mac username (whoami) and DB_PASSWORD to blank or the password you set.</w:t>
+        <w:t xml:space="preserve">In </w:t>
+      </w:r>
+      <w:r>
+        <w:rPr>
+          <w:rFonts w:ascii="Courier New" w:hAnsi="Courier New"/>
+          <w:color w:val="C7254E"/>
+          <w:sz w:val="18"/>
+        </w:rPr>
+        <w:t>.env</w:t>
+      </w:r>
+      <w:r>
+        <w:t xml:space="preserve">, set </w:t>
+      </w:r>
+      <w:r>
+        <w:rPr>
+          <w:rFonts w:ascii="Courier New" w:hAnsi="Courier New"/>
+          <w:color w:val="C7254E"/>
+          <w:sz w:val="18"/>
+        </w:rPr>
+        <w:t>DB_USER</w:t>
+      </w:r>
+      <w:r>
+        <w:t xml:space="preserve"> to your Mac username (</w:t>
+      </w:r>
+      <w:r>
+        <w:rPr>
+          <w:rFonts w:ascii="Courier New" w:hAnsi="Courier New"/>
+          <w:color w:val="C7254E"/>
+          <w:sz w:val="18"/>
+        </w:rPr>
+        <w:t>whoami</w:t>
+      </w:r>
+      <w:r>
+        <w:t xml:space="preserve">) and </w:t>
+      </w:r>
+      <w:r>
+        <w:rPr>
+          <w:rFonts w:ascii="Courier New" w:hAnsi="Courier New"/>
+          <w:color w:val="C7254E"/>
+          <w:sz w:val="18"/>
+        </w:rPr>
+        <w:t>DB_PASSWORD</w:t>
+      </w:r>
+      <w:r>
+        <w:t xml:space="preserve"> to blank or the password you set.</w:t>
       </w:r>
     </w:p>
     <w:p/>
@@ -800,12 +1083,13 @@
     </w:p>
     <w:p>
       <w:pPr>
-        <w:ind w:left="432"/>
+        <w:ind w:left="360"/>
+        <w:shd w:fill="F0F0F0" w:val="clear"/>
       </w:pPr>
       <w:r>
         <w:rPr>
           <w:rFonts w:ascii="Courier New" w:hAnsi="Courier New"/>
-          <w:color w:val="1A1A1A"/>
+          <w:color w:val="222222"/>
           <w:sz w:val="18"/>
         </w:rPr>
         <w:t>cd ~/Downloads/Personal/"Inventory V2"/api</w:t>
@@ -813,6 +1097,39 @@
         <w:t>source venv/bin/activate</w:t>
         <w:br/>
         <w:t>python db/migrate.py</w:t>
+      </w:r>
+    </w:p>
+    <w:p/>
+    <w:p>
+      <w:pPr>
+        <w:pStyle w:val="Heading3"/>
+      </w:pPr>
+      <w:r>
+        <w:t>"ModuleNotFoundError" or "command not found: uvicorn"</w:t>
+      </w:r>
+    </w:p>
+    <w:p>
+      <w:r>
+        <w:t>You forgot to activate the virtual environment. Run:</w:t>
+      </w:r>
+    </w:p>
+    <w:p>
+      <w:pPr>
+        <w:ind w:left="360"/>
+        <w:shd w:fill="F0F0F0" w:val="clear"/>
+      </w:pPr>
+      <w:r>
+        <w:rPr>
+          <w:rFonts w:ascii="Courier New" w:hAnsi="Courier New"/>
+          <w:color w:val="222222"/>
+          <w:sz w:val="18"/>
+        </w:rPr>
+        <w:t>source venv/bin/activate</w:t>
+      </w:r>
+    </w:p>
+    <w:p>
+      <w:r>
+        <w:t>Then try again.</w:t>
       </w:r>
     </w:p>
     <w:p/>
@@ -831,24 +1148,23 @@
     </w:p>
     <w:p>
       <w:pPr>
-        <w:ind w:left="432"/>
+        <w:ind w:left="360"/>
+        <w:shd w:fill="F0F0F0" w:val="clear"/>
       </w:pPr>
       <w:r>
         <w:rPr>
           <w:rFonts w:ascii="Courier New" w:hAnsi="Courier New"/>
-          <w:color w:val="1A1A1A"/>
+          <w:color w:val="222222"/>
           <w:sz w:val="18"/>
         </w:rPr>
         <w:t>lsof -ti:4000 | xargs kill -9   # For port 4000</w:t>
         <w:br/>
         <w:t>lsof -ti:3000 | xargs kill -9   # For port 3000</w:t>
-        <w:br/>
-        <w:t>lsof -ti:3001 | xargs kill -9   # For port 3001</w:t>
       </w:r>
     </w:p>
     <w:sectPr>
       <w:pgSz w:w="12240" w:h="15840"/>
-      <w:pgMar w:top="1440" w:right="1800" w:bottom="1440" w:left="1800" w:header="720" w:footer="720" w:gutter="0"/>
+      <w:pgMar w:top="1440" w:right="1728" w:bottom="1440" w:left="1728" w:header="720" w:footer="720" w:gutter="0"/>
       <w:cols w:space="720"/>
       <w:docGrid w:linePitch="360"/>
     </w:sectPr>
